--- a/JimmyLee_CV_July2026.docx
+++ b/JimmyLee_CV_July2026.docx
@@ -230,7 +230,7 @@
           <w:i/>
           <w:iCs/>
         </w:rPr>
-        <w:t>Focus—Modeling how agents jointly choose how much weight to place on mental model(s) alternative to a default—possibly several at once—and how much effort to invest in acquiring information about a new situation, under neurological constraints</w:t>
+        <w:t>Focus—Modeling how agents jointly choose how much weight to place on mental model(s) alternative to a default—possibly several at once—and how much effort to invest in acquiring information about a new situation, under neural capacity constraints</w:t>
         <w:br/>
         <w:br/>
         <w:t xml:space="preserve">With implications for designing interventions that overcome preconceptions and stimulate curiosity, and for measuring beliefs under (possibly) multiple priors</w:t>
@@ -464,7 +464,7 @@
           <w:b/>
           <w:bCs/>
         </w:rPr>
-        <w:t>“Default Mental Model, Alternative(s) Activation, and Information Acquisition under Neurological Constraints: Theory and Belief Measurements”</w:t>
+        <w:t>“Default Mental Model, Alternative(s) Activation, and Information Acquisition under Neural Capacity Constraints: Theory and Belief Measurements”</w:t>
       </w:r>
     </w:p>
     <w:p>

--- a/JimmyLee_CV_July2026.docx
+++ b/JimmyLee_CV_July2026.docx
@@ -339,7 +339,7 @@
           <w:b/>
           <w:bCs/>
         </w:rPr>
-        <w:t>“Activating School-Based Agricultural Extension with Parental Engagement: Experimental Evidence from Liberia”</w:t>
+        <w:t>“Miscategorization as an Information Friction: Activating School-Based Agricultural Extension in Liberia with Parental Engagement”</w:t>
       </w:r>
     </w:p>
     <w:p>
@@ -393,7 +393,7 @@
           <w:b/>
           <w:bCs/>
         </w:rPr>
-        <w:t>“Mediating Parents’ Beliefs as a Nudge: Empowering Students to Benefit from School-Based Agricultural Extension in Liberia”</w:t>
+        <w:t>“Communicating Parents’ Beliefs to Students within Parental Engagement: Evidence from School-Based Agricultural Extension in Liberia”</w:t>
       </w:r>
     </w:p>
     <w:p>

--- a/JimmyLee_CV_July2026.docx
+++ b/JimmyLee_CV_July2026.docx
@@ -145,7 +145,7 @@
         <w:t>AI Trainer – Economics Expert (Flex time)</w:t>
       </w:r>
       <w:r>
-        <w:t>, xAI</w:t>
+        <w:t>, SpaceXAI</w:t>
         <w:tab/>
         <w:t>Apr 2026 – Present</w:t>
       </w:r>
@@ -418,7 +418,7 @@
           <w:sz w:val="20"/>
           <w:szCs w:val="20"/>
         </w:rPr>
-        <w:t xml:space="preserve">When school programs require students to change behavior at home, is engaging parents enough, or is signaling their support to students necessary? In a randomized evaluation of school-based agricultural extension across 197 Liberian schools, I design a nudge revealing to students their parents’ optimism about their farm-management skills. Two years later, SBAE improves students’ livelihoods and schooling only with it: income rises 63%, on-time school fee payment 43–47%, and cost-effectiveness for attendance doubles. Farm interactions unique to the targeted parent-student dyad pinpoint the mechanism: even where engaged parents adopt promoted techniques, third-party communication is pivotal in shifting students away from subsistence farming.</w:t>
+        <w:t xml:space="preserve">When school programs require students to change household production, is engaging parents enough, or is signaling their support to students necessary? In a randomized evaluation of school-based agricultural extension across 197 Liberian schools, I design a nudge revealing to students their parents’ optimism about their farm-management skills. Two years later, SBAE improves students’ livelihoods and schooling only with it: income rises 63%, on-time school fee payment 43–47%, and cost-effectiveness for attendance doubles. Farm interactions unique to the targeted parent-student dyad pinpoint the mechanism: even where engaged parents adopt promoted techniques, third-party communication is pivotal in shifting students away from subsistence farming.</w:t>
       </w:r>
     </w:p>
     <w:p>

--- a/JimmyLee_CV_July2026.docx
+++ b/JimmyLee_CV_July2026.docx
@@ -364,7 +364,7 @@
           <w:sz w:val="20"/>
           <w:szCs w:val="20"/>
         </w:rPr>
-        <w:t xml:space="preserve">Schools in developing countries often have weak ties with parents. This paper studies whether program success hinges on these ties. In a three-year Liberian experiment, I evaluate school-based agricultural extension (SBAE), cross-randomizing parental engagement via promotional videos and field days. SBAE improves outcomes only when paired with engagement: students’ households adopt 26–53% more techniques, dropouts fall 4–5 percentage points, and absenteeism falls 28%. Without it, SBAE’s mechanisms stay muted—effects vanish, absenteeism rises 31%, and parents reduce school visits below control. Information avoidance, plus reversed effects under engagement, challenges standard Bayesian learning. I attribute these patterns to parents conflating SBAE with a discredited school-garden preconception.</w:t>
+        <w:t xml:space="preserve">Schools in developing countries often have weak ties with parents. This paper studies whether development program success hinges on strengthening these ties. In a three-year Liberian experiment across 197 schools, I evaluate school-based agricultural extension (SBAE) against control, cross-randomizing parental engagement via promotional videos and field days. SBAE improves targeted outcomes only when paired with engagement: students’ households adopt 26–53% more agricultural techniques, dropouts fall 4–5 percentage points per year, and absenteeism falls 28%. The program is more cost-effective than most extension programs in Africa and over twice as cost-effective as conditional cash transfers in raising attendance. Without it, SBAE’s diffusion mechanisms via school demonstration farms, home projects, and intra-household communication stay muted—technology adoption effects vanish, absenteeism rises 31%, and parents reduce school visits below control. Parents’ information avoidance, plus reversed effects under engagement, challenges standard Bayesian learning. I attribute these patterns to parents conflating SBAE with a discredited school-garden preconception.</w:t>
       </w:r>
     </w:p>
     <w:p>
@@ -393,7 +393,7 @@
           <w:b/>
           <w:bCs/>
         </w:rPr>
-        <w:t>“Communicating Parents’ Beliefs to Students within Parental Engagement: Evidence from School-Based Agricultural Extension in Liberia”</w:t>
+        <w:t>“Communicating Parents’ Beliefs to Students as a Pivotal Component of Parental Engagement: Evidence from School-Based Agricultural Extension in Liberia”</w:t>
       </w:r>
     </w:p>
     <w:p>
@@ -418,7 +418,7 @@
           <w:sz w:val="20"/>
           <w:szCs w:val="20"/>
         </w:rPr>
-        <w:t xml:space="preserve">When school programs require students to change household production, is engaging parents enough, or is signaling their support to students necessary? In a randomized evaluation of school-based agricultural extension across 197 Liberian schools, I design a nudge revealing to students their parents’ optimism about their farm-management skills. Two years later, SBAE improves students’ livelihoods and schooling only with it: income rises 63%, on-time school fee payment 43–47%, and cost-effectiveness for attendance doubles. Farm interactions unique to the targeted parent-student dyad pinpoint the mechanism: even where engaged parents adopt promoted techniques, third-party communication is pivotal in shifting students away from subsistence farming.</w:t>
+        <w:t xml:space="preserve">When school programs require students to make changes on household farms, is informing parents about the program sufficient, or is further signaling their support to students needed? In a randomized evaluation of school-based agricultural extension (SBAE) across 197 Liberian schools, where students take school farm training into a home farming project, I design a nudge revealing to students their parents’ optimism about their farm-management skills. Two years later, SBAE improves students’ livelihoods and schooling only with it: income rises 63%, on-time school fee payment 43–47%, and cost-effectiveness for attendance doubles. Farm interactions unique to the targeted parent-student pair pinpoint the mechanism: even where engaged parents adopt promoted techniques, third-party communication is pivotal in shifting students away from subsistence farming.</w:t>
       </w:r>
     </w:p>
     <w:p>

--- a/JimmyLee_CV_July2026.docx
+++ b/JimmyLee_CV_July2026.docx
@@ -364,7 +364,7 @@
           <w:sz w:val="20"/>
           <w:szCs w:val="20"/>
         </w:rPr>
-        <w:t xml:space="preserve">Schools in developing countries often have weak ties with parents. This paper studies whether development program success hinges on strengthening these ties. In a three-year Liberian experiment across 197 schools, I evaluate school-based agricultural extension (SBAE) against control, cross-randomizing parental engagement via promotional videos and field days. SBAE improves targeted outcomes only when paired with engagement: students’ households adopt 26–53% more agricultural techniques, dropouts fall 4–5 percentage points per year, and absenteeism falls 28%. The program is more cost-effective than most extension programs in Africa and over twice as cost-effective as conditional cash transfers in raising attendance. Without it, SBAE’s diffusion mechanisms via school demonstration farms, home projects, and intra-household communication stay muted—technology adoption effects vanish, absenteeism rises 31%, and parents reduce school visits below control. Parents’ information avoidance, plus reversed effects under engagement, challenges standard Bayesian learning. I attribute these patterns to parents conflating SBAE with a discredited school-garden preconception.</w:t>
+        <w:t xml:space="preserve">Schools in developing countries often have weak ties with parents. This paper studies whether development program success hinges on strengthening these ties. In a three-year Liberian experiment across 197 schools, I evaluate school-based agricultural extension (SBAE) against control, cross-randomizing whether to engage parents via promotional videos and field days. SBAE improves targeted outcomes only when paired with engagement: students’ households adopt 26–53% more agricultural techniques, dropouts fall 4–5 percentage points per year, and absenteeism falls 28%. The program is more cost-effective than most extension programs in Africa and over twice as cost-effective as conditional cash transfers in raising attendance. Without it, SBAE’s diffusion mechanisms via school demonstration farms, home projects, and intra-household communication stay muted—technology adoption effects vanish, absenteeism rises 31%, and parents reduce school visits below control. Parents’ information avoidance, plus reversed effects under engagement, challenges standard Bayesian learning. I attribute these patterns to parents conflating SBAE with a discredited school-garden preconception.</w:t>
       </w:r>
     </w:p>
     <w:p>

--- a/JimmyLee_CV_July2026.docx
+++ b/JimmyLee_CV_July2026.docx
@@ -576,7 +576,7 @@
           <w:b/>
           <w:bCs/>
         </w:rPr>
-        <w:t>“Directed Technical Change under Customized Farming Advice: An Empirical Framework”</w:t>
+        <w:t>“Directed Technical Change under Data-Driven Farming Advice: An Empirical Framework”</w:t>
       </w:r>
     </w:p>
     <w:p>

--- a/JimmyLee_CV_July2026.docx
+++ b/JimmyLee_CV_July2026.docx
@@ -418,7 +418,7 @@
           <w:sz w:val="20"/>
           <w:szCs w:val="20"/>
         </w:rPr>
-        <w:t xml:space="preserve">When school programs require students to make changes on household farms, is informing parents about the program sufficient, or is further signaling their support to students needed? In a randomized evaluation of school-based agricultural extension (SBAE) across 197 Liberian schools, where students take school farm training into a home farming project, I design a nudge revealing to students their parents’ optimism about their farm-management skills. Two years later, SBAE improves students’ livelihoods and schooling only with it: income rises 63%, on-time school fee payment 43–47%, and cost-effectiveness for attendance doubles. Farm interactions unique to the targeted parent-student pair pinpoint the mechanism: even where engaged parents adopt promoted techniques, third-party communication is pivotal in shifting students away from subsistence farming.</w:t>
+        <w:t xml:space="preserve">When school programs require students to make changes on household farms, is informing parents about the program sufficient, or is further signaling their support to students needed? In a randomized evaluation of school-based agricultural extension (SBAE) across 197 Liberian schools, where students take school farm training into a home farming project, I design a nudge that follows a promotional video shown to parents, revealing to students their parents’ optimism about their farm-management skills. Two years later, SBAE improves students’ livelihoods and schooling only with the nudge: income rises 63%, on-time school fee payment 43–47%, and cost-effectiveness for attendance doubles. Farm interactions unique to the targeted parent-student pair pinpoint the mechanism: even where engaged parents adopt promoted techniques, third-party communication is pivotal in shifting students away from subsistence farming.</w:t>
       </w:r>
     </w:p>
     <w:p>

--- a/JimmyLee_CV_July2026.docx
+++ b/JimmyLee_CV_July2026.docx
@@ -447,7 +447,7 @@
           <w:i/>
           <w:iCs/>
         </w:rPr>
-        <w:t>Behavioral economic theory with applications in program evaluation, agriculture, and education</w:t>
+        <w:t xml:space="preserve">Theory</w:t>
       </w:r>
     </w:p>
     <w:p>
@@ -464,19 +464,10 @@
           <w:b/>
           <w:bCs/>
         </w:rPr>
-        <w:t>“Default Mental Model, Alternative(s) Activation, and Information Acquisition under Neural Capacity Constraints: Theory and Belief Measurements”</w:t>
-      </w:r>
-    </w:p>
-    <w:p>
-      <w:pPr>
-        <w:spacing w:after="20"/>
-      </w:pPr>
-      <w:r>
-        <w:rPr>
-          <w:i/>
-          <w:iCs/>
-        </w:rPr>
-        <w:t>Policy paper with a model explaining SBAE’s promise in an environment characterized by substantial heterogeneity in suitable agricultural technologies</w:t>
+        <w:t xml:space="preserve">“Catalyzing Technology Diffusion in Africa through School-Based Agricultural Extension”</w:t>
+      </w:r>
+      <w:r>
+        <w:t xml:space="preserve"> (joint with Chris Udry)</w:t>
       </w:r>
     </w:p>
     <w:p>
@@ -493,22 +484,7 @@
           <w:b/>
           <w:bCs/>
         </w:rPr>
-        <w:t>“Catalyzing Technology Diffusion in Africa through School-Based Agricultural Extension”</w:t>
-      </w:r>
-      <w:r>
-        <w:t xml:space="preserve"> (joint with Chris Udry)</w:t>
-      </w:r>
-    </w:p>
-    <w:p>
-      <w:pPr>
-        <w:spacing w:after="20"/>
-      </w:pPr>
-      <w:r>
-        <w:rPr>
-          <w:i/>
-          <w:iCs/>
-        </w:rPr>
-        <w:t>Scheduled RCTs on the scaling of SBAE in 2026-29</w:t>
+        <w:t xml:space="preserve">“Default Mental Model, Alternative(s) Activation, and Information Acquisition under Neural Capacity Constraints: Theory and Belief Measurements”</w:t>
       </w:r>
     </w:p>
     <w:p>
@@ -525,10 +501,22 @@
           <w:b/>
           <w:bCs/>
         </w:rPr>
-        <w:t>“Learning to Learn: Synergizing Inquiry-based Science and Agricultural Transformation”</w:t>
-      </w:r>
-      <w:r>
-        <w:t xml:space="preserve"> (joint with Vesall Nourani, Harvard GSE)</w:t>
+        <w:t xml:space="preserve">“Directed Technical Change under Data-Driven Farming Advice: An Empirical Framework”</w:t>
+      </w:r>
+      <w:r>
+        <w:t xml:space="preserve"> (grant from Weiss Fund; piloted survey method; planning RCT)</w:t>
+      </w:r>
+    </w:p>
+    <w:p>
+      <w:pPr>
+        <w:spacing w:after="20"/>
+      </w:pPr>
+      <w:r>
+        <w:rPr>
+          <w:i/>
+          <w:iCs/>
+        </w:rPr>
+        <w:t xml:space="preserve">Ongoing Randomized Experiments</w:t>
       </w:r>
     </w:p>
     <w:p>
@@ -545,51 +533,10 @@
           <w:b/>
           <w:bCs/>
         </w:rPr>
-        <w:t>“Parental Engagement in School-based Agricultural Extension: Testing Mechanisms at Scale”</w:t>
-      </w:r>
-      <w:r>
-        <w:t xml:space="preserve"> (piloted interventions in 2025-26)</w:t>
-      </w:r>
-    </w:p>
-    <w:p>
-      <w:pPr>
-        <w:spacing w:after="20"/>
-      </w:pPr>
-      <w:r>
-        <w:rPr>
-          <w:i/>
-          <w:iCs/>
-        </w:rPr>
-        <w:t>Long-run scaling of SBAE across Liberia, Côte d’Ivoire, and Kenya in 2026-35</w:t>
-      </w:r>
-    </w:p>
-    <w:p>
-      <w:pPr>
-        <w:pStyle w:val="ListParagraph"/>
-        <w:numPr>
-          <w:ilvl w:val="0"/>
-          <w:numId w:val="2"/>
-        </w:numPr>
-      </w:pPr>
-      <w:r>
-        <w:rPr>
-          <w:b/>
-          <w:bCs/>
-        </w:rPr>
-        <w:t>“Directed Technical Change under Data-Driven Farming Advice: An Empirical Framework”</w:t>
-      </w:r>
-    </w:p>
-    <w:p>
-      <w:pPr>
-        <w:spacing w:after="60"/>
-        <w:ind w:left="360"/>
-      </w:pPr>
-      <w:r>
-        <w:rPr>
-          <w:i/>
-          <w:iCs/>
-        </w:rPr>
-        <w:t>(grant from Weiss Fund; piloted survey method; planning RCT)</w:t>
+        <w:t xml:space="preserve">“Learning to Learn: Synergizing Inquiry-based Science and Agricultural Transformation”</w:t>
+      </w:r>
+      <w:r>
+        <w:t xml:space="preserve"> (joint with Vesall Nourani, Harvard GSE; scheduled RCTs on the scaling of SBAE in 2026-29)</w:t>
       </w:r>
     </w:p>
     <w:p>
@@ -606,7 +553,30 @@
           <w:b/>
           <w:bCs/>
         </w:rPr>
-        <w:t>“Parental Engagement and the Use of Unconditional Cash Transfers”</w:t>
+        <w:t xml:space="preserve">“Parental Engagement in School-based Agricultural Extension: Testing Mechanisms at Scale”</w:t>
+      </w:r>
+      <w:r>
+        <w:t xml:space="preserve"> (piloted interventions in 2025-26)</w:t>
+      </w:r>
+    </w:p>
+    <w:p>
+      <w:pPr>
+        <w:pStyle w:val="ListParagraph"/>
+        <w:numPr>
+          <w:ilvl w:val="0"/>
+          <w:numId w:val="2"/>
+        </w:numPr>
+        <w:spacing w:after="60"/>
+      </w:pPr>
+      <w:r>
+        <w:rPr>
+          <w:b/>
+          <w:bCs/>
+        </w:rPr>
+        <w:t xml:space="preserve">“Parental Engagement and the Use of Unconditional Cash Transfers”</w:t>
+      </w:r>
+      <w:r>
+        <w:t xml:space="preserve"> (long-run scaling of SBAE across Liberia, Côte d’Ivoire, and Kenya in 2026-35)</w:t>
       </w:r>
     </w:p>
     <w:p>

--- a/JimmyLee_CV_July2026.docx
+++ b/JimmyLee_CV_July2026.docx
@@ -518,6 +518,9 @@
         </w:rPr>
         <w:t xml:space="preserve">Ongoing Randomized Experiments</w:t>
       </w:r>
+      <w:r>
+        <w:t xml:space="preserve"> (scaling of SBAE across Liberia, Côte d’Ivoire, and Kenya in 2026-35)</w:t>
+      </w:r>
     </w:p>
     <w:p>
       <w:pPr>
@@ -536,7 +539,7 @@
         <w:t xml:space="preserve">“Learning to Learn: Synergizing Inquiry-based Science and Agricultural Transformation”</w:t>
       </w:r>
       <w:r>
-        <w:t xml:space="preserve"> (joint with Vesall Nourani, Harvard GSE; scheduled RCTs on the scaling of SBAE in 2026-29)</w:t>
+        <w:t xml:space="preserve"> (joint with Vesall Nourani, Harvard GSE; scheduled RCT within the scaling of SBAE in 2026-29)</w:t>
       </w:r>
     </w:p>
     <w:p>
@@ -574,9 +577,6 @@
           <w:bCs/>
         </w:rPr>
         <w:t xml:space="preserve">“Parental Engagement and the Use of Unconditional Cash Transfers”</w:t>
-      </w:r>
-      <w:r>
-        <w:t xml:space="preserve"> (long-run scaling of SBAE across Liberia, Côte d’Ivoire, and Kenya in 2026-35)</w:t>
       </w:r>
     </w:p>
     <w:p>

--- a/JimmyLee_CV_July2026.docx
+++ b/JimmyLee_CV_July2026.docx
@@ -230,7 +230,7 @@
           <w:i/>
           <w:iCs/>
         </w:rPr>
-        <w:t>Focus—Modeling how agents jointly choose how much weight to place on mental model(s) alternative to a default—possibly several at once—and how much effort to invest in acquiring information about a new situation, under neural capacity constraints</w:t>
+        <w:t>Focus—Modeling the intertwined choices of (i) activating mental model(s) alternative to a default and (ii) information acquisition efforts about a new situation—under neural capacity constraints</w:t>
         <w:br/>
         <w:br/>
         <w:t xml:space="preserve">With implications for designing interventions that overcome preconceptions and stimulate curiosity, and for measuring beliefs under (possibly) multiple priors</w:t>
@@ -361,14 +361,15 @@
       </w:pPr>
       <w:r>
         <w:rPr>
-          <w:sz w:val="20"/>
-          <w:szCs w:val="20"/>
+          <w:sz w:val="22"/>
+          <w:szCs w:val="22"/>
         </w:rPr>
         <w:t xml:space="preserve">Schools in developing countries often have weak ties with parents. This paper studies whether development program success hinges on strengthening these ties. In a three-year Liberian experiment across 197 schools, I evaluate school-based agricultural extension (SBAE) against control, cross-randomizing whether to engage parents via promotional videos and field days. SBAE improves targeted outcomes only when paired with engagement: students’ households adopt 26–53% more agricultural techniques, dropouts fall 4–5 percentage points per year, and absenteeism falls 28%. The program is more cost-effective than most extension programs in Africa and over twice as cost-effective as conditional cash transfers in raising attendance. Without it, SBAE’s diffusion mechanisms via school demonstration farms, home projects, and intra-household communication stay muted—technology adoption effects vanish, absenteeism rises 31%, and parents reduce school visits below control. Parents’ information avoidance, plus reversed effects under engagement, challenges standard Bayesian learning. I attribute these patterns to parents conflating SBAE with a discredited school-garden preconception.</w:t>
       </w:r>
     </w:p>
     <w:p>
       <w:pPr>
+        <w:pageBreakBefore/>
         <w:keepNext/>
         <w:pBdr>
           <w:bottom w:val="single" w:sz="6" w:space="2" w:color="000000"/>
@@ -415,10 +416,10 @@
       </w:pPr>
       <w:r>
         <w:rPr>
-          <w:sz w:val="20"/>
-          <w:szCs w:val="20"/>
-        </w:rPr>
-        <w:t xml:space="preserve">When school programs require students to make changes on household farms, is informing parents about the program sufficient, or is further signaling their support to students needed? In a randomized evaluation of school-based agricultural extension (SBAE) across 197 Liberian schools, where students take school farm training into a home farming project, I design a nudge that follows a promotional video shown to parents, revealing to students their parents’ optimism about their farm-management skills. Two years later, SBAE improves students’ livelihoods and schooling only with the nudge: income rises 63%, on-time school fee payment 43–47%, and cost-effectiveness for attendance doubles. Farm interactions unique to the targeted parent-student pair pinpoint the mechanism: even where engaged parents adopt promoted techniques, third-party communication is pivotal in shifting students away from subsistence farming.</w:t>
+          <w:sz w:val="22"/>
+          <w:szCs w:val="22"/>
+        </w:rPr>
+        <w:t xml:space="preserve">When school programs require students to make changes on household farms, is informing parents about the program sufficient, or is further signaling their support to students needed? I study this question within a randomized evaluation of school-based agricultural extension (SBAE) in Liberia, where students take school farm training into a home farming project. After parents view a promotional video of the program, I randomize a nudge revealing to students their parents’ optimism about their farm-management skills. Two years later, SBAE improves students’ livelihoods and schooling only with the nudge: income rises 63%, on-time school fee payment 43–47%, and cost-effectiveness for attendance doubles. Parent-student interactions pinpoint the difficulty in organizing multi-dimensional household production: even where engaged parents adopt promoted techniques, third-party communication is pivotal in shifting students away from subsistence farming.</w:t>
       </w:r>
     </w:p>
     <w:p>
@@ -519,7 +520,7 @@
         <w:t xml:space="preserve">Ongoing Randomized Experiments</w:t>
       </w:r>
       <w:r>
-        <w:t xml:space="preserve"> (scaling of SBAE across Liberia, Côte d’Ivoire, and Kenya in 2026-35)</w:t>
+        <w:t xml:space="preserve"> (scaling SBAE across Liberia, Côte d’Ivoire, and Kenya in 2026-35)</w:t>
       </w:r>
     </w:p>
     <w:p>
@@ -593,55 +594,223 @@
           <w:bCs/>
           <w:spacing w:val="20"/>
         </w:rPr>
-        <w:t>INVITED PRESENTATIONS</w:t>
-      </w:r>
-    </w:p>
-    <w:p>
-      <w:pPr>
-        <w:spacing w:after="20"/>
+        <w:t>GRANTS AND AWARDS</w:t>
+      </w:r>
+    </w:p>
+    <w:p>
+      <w:pPr>
+        <w:spacing w:after="100"/>
       </w:pPr>
       <w:r>
         <w:rPr>
           <w:i/>
           <w:iCs/>
         </w:rPr>
-        <w:t>During postdoctoral studies:</w:t>
-      </w:r>
-    </w:p>
-    <w:p>
-      <w:pPr>
-        <w:spacing w:after="80"/>
+        <w:t xml:space="preserve">Total program evaluation and academic research grants secured for SBAE in Liberia: </w:t>
+      </w:r>
+      <w:r>
+        <w:rPr>
+          <w:b/>
+          <w:bCs/>
+        </w:rPr>
+        <w:t>$4.2 million</w:t>
+      </w:r>
+    </w:p>
+    <w:p>
+      <w:pPr>
+        <w:spacing w:after="40"/>
+      </w:pPr>
+      <w:r>
+        <w:rPr>
+          <w:b/>
+          <w:bCs/>
+        </w:rPr>
+        <w:t>Program Evaluation Grants</w:t>
+      </w:r>
+    </w:p>
+    <w:p>
+      <w:pPr>
+        <w:tabs>
+          <w:tab w:val="right" w:pos="9360"/>
+        </w:tabs>
+        <w:spacing w:after="20"/>
         <w:ind w:left="360"/>
       </w:pPr>
       <w:r>
-        <w:t>National Chung Cheng University; NYU Africa House–Center for Technology, Economics, and Development (CTED); Mohammed VI Polytechnic University (UM6P); Tel Aviv University; Oklahoma State University; Harvard Graduate School of Education; Harvard Center for International Development; Africa Food Systems Forum 2024</w:t>
-      </w:r>
-    </w:p>
-    <w:p>
-      <w:pPr>
-        <w:spacing w:after="20"/>
-      </w:pPr>
-      <w:r>
-        <w:rPr>
-          <w:i/>
-          <w:iCs/>
-        </w:rPr>
-        <w:t>During PhD:</w:t>
-      </w:r>
-    </w:p>
-    <w:p>
-      <w:pPr>
+        <w:t>AFD Fund for Innovation in Development ($1.2 mil; co-PI)</w:t>
+        <w:tab/>
+        <w:t>2025</w:t>
+      </w:r>
+    </w:p>
+    <w:p>
+      <w:pPr>
+        <w:tabs>
+          <w:tab w:val="right" w:pos="9360"/>
+        </w:tabs>
         <w:spacing w:after="20"/>
         <w:ind w:left="360"/>
       </w:pPr>
       <w:r>
-        <w:t xml:space="preserve">Meeting of the Society of Economics of the Household (SEHO); J-PAL—Middle East and North Africa (MENA); CGIAR—Standing Panel on Impact Assessment (SPIA); International Food Policy </w:t>
-        <w:lastRenderedPageBreak/>
-        <w:t>Research Institute (IFPRI); University of Glasgow; National Graduate Institute for Policy Studies (GRIPS, Tokyo); Development Day 2023</w:t>
-      </w:r>
-    </w:p>
-    <w:p>
-      <w:pPr>
+        <w:t>J-PAL Learning for All Initiative: Scaling Award ($222K; co-PI)</w:t>
+        <w:tab/>
+        <w:t>2024</w:t>
+      </w:r>
+    </w:p>
+    <w:p>
+      <w:pPr>
+        <w:tabs>
+          <w:tab w:val="right" w:pos="9360"/>
+        </w:tabs>
+        <w:spacing w:after="20"/>
+        <w:ind w:left="360"/>
+      </w:pPr>
+      <w:r>
+        <w:t>USAID Development Innovation Ventures ($395K; co-PI)</w:t>
+        <w:tab/>
+        <w:t>2022</w:t>
+      </w:r>
+    </w:p>
+    <w:p>
+      <w:pPr>
+        <w:tabs>
+          <w:tab w:val="right" w:pos="9360"/>
+        </w:tabs>
+        <w:spacing w:after="20"/>
+        <w:ind w:left="360"/>
+      </w:pPr>
+      <w:r>
+        <w:t>Wellspring Foundation ($192K; co-PI)</w:t>
+        <w:tab/>
+        <w:t>2022</w:t>
+      </w:r>
+    </w:p>
+    <w:p>
+      <w:pPr>
+        <w:tabs>
+          <w:tab w:val="right" w:pos="9360"/>
+        </w:tabs>
+        <w:spacing w:after="20"/>
+        <w:ind w:left="360"/>
+      </w:pPr>
+      <w:r>
+        <w:t>AFD Fund for Innovation in Development ($1.2 mil; co-PI)</w:t>
+        <w:tab/>
+        <w:t>2021</w:t>
+      </w:r>
+    </w:p>
+    <w:p>
+      <w:pPr>
+        <w:tabs>
+          <w:tab w:val="right" w:pos="9360"/>
+        </w:tabs>
+        <w:spacing w:after="20"/>
+        <w:ind w:left="360"/>
+      </w:pPr>
+      <w:r>
+        <w:t>Food and Agriculture Organization ($68K; co-PI)</w:t>
+        <w:tab/>
+        <w:t>2021</w:t>
+      </w:r>
+    </w:p>
+    <w:p>
+      <w:pPr>
+        <w:spacing w:before="80" w:after="40"/>
+      </w:pPr>
+      <w:r>
+        <w:rPr>
+          <w:b/>
+          <w:bCs/>
+        </w:rPr>
+        <w:t>Academic Research Awards</w:t>
+      </w:r>
+    </w:p>
+    <w:p>
+      <w:pPr>
+        <w:tabs>
+          <w:tab w:val="right" w:pos="9360"/>
+        </w:tabs>
+        <w:spacing w:after="20"/>
+        <w:ind w:left="360"/>
+      </w:pPr>
+      <w:r>
+        <w:t>J-PAL Learning for All Initiative ($400K; co-PI)</w:t>
+        <w:tab/>
+        <w:t>2025</w:t>
+      </w:r>
+    </w:p>
+    <w:p>
+      <w:pPr>
+        <w:tabs>
+          <w:tab w:val="right" w:pos="9360"/>
+        </w:tabs>
+        <w:spacing w:after="20"/>
+        <w:ind w:left="360"/>
+      </w:pPr>
+      <w:r>
+        <w:t>Weiss Fund ($5K; Lead PI)</w:t>
+        <w:tab/>
+        <w:t>2022</w:t>
+      </w:r>
+    </w:p>
+    <w:p>
+      <w:pPr>
+        <w:tabs>
+          <w:tab w:val="right" w:pos="9360"/>
+        </w:tabs>
+        <w:spacing w:after="20"/>
+        <w:ind w:left="360"/>
+      </w:pPr>
+      <w:r>
+        <w:t>National Science Foundation ($451K; co-PI)</w:t>
+        <w:tab/>
+        <w:t>2020</w:t>
+      </w:r>
+    </w:p>
+    <w:p>
+      <w:pPr>
+        <w:tabs>
+          <w:tab w:val="right" w:pos="9360"/>
+        </w:tabs>
+        <w:spacing w:after="20"/>
+        <w:ind w:left="360"/>
+      </w:pPr>
+      <w:r>
+        <w:t>Weiss Fund ($29K; Lead PI)</w:t>
+        <w:tab/>
+        <w:t>2020</w:t>
+      </w:r>
+    </w:p>
+    <w:p>
+      <w:pPr>
+        <w:tabs>
+          <w:tab w:val="right" w:pos="9360"/>
+        </w:tabs>
+        <w:spacing w:after="20"/>
+        <w:ind w:left="360"/>
+      </w:pPr>
+      <w:r>
+        <w:t>Global Poverty Research Lab ($19K; Lead PI)</w:t>
+        <w:tab/>
+        <w:t>2019</w:t>
+      </w:r>
+    </w:p>
+    <w:p>
+      <w:pPr>
+        <w:tabs>
+          <w:tab w:val="right" w:pos="9360"/>
+        </w:tabs>
+        <w:spacing w:after="20"/>
+        <w:ind w:left="360"/>
+      </w:pPr>
+      <w:r>
+        <w:t>Buffett Institute for Global Affairs ($5K; Lead PI)</w:t>
+        <w:tab/>
+        <w:t>2019</w:t>
+      </w:r>
+    </w:p>
+    <w:p>
+      <w:pPr>
+        <w:pageBreakBefore/>
         <w:keepNext/>
         <w:pBdr>
           <w:bottom w:val="single" w:sz="6" w:space="2" w:color="000000"/>
@@ -654,218 +823,51 @@
           <w:bCs/>
           <w:spacing w:val="20"/>
         </w:rPr>
-        <w:t>GRANTS AND AWARDS</w:t>
-      </w:r>
-    </w:p>
-    <w:p>
-      <w:pPr>
-        <w:spacing w:after="100"/>
+        <w:t>INVITED PRESENTATIONS</w:t>
+      </w:r>
+    </w:p>
+    <w:p>
+      <w:pPr>
+        <w:spacing w:after="20"/>
       </w:pPr>
       <w:r>
         <w:rPr>
           <w:i/>
           <w:iCs/>
         </w:rPr>
-        <w:t xml:space="preserve">Total program evaluation and academic research grants secured for SBAE in Liberia: </w:t>
-      </w:r>
-      <w:r>
-        <w:rPr>
-          <w:b/>
-          <w:bCs/>
-        </w:rPr>
-        <w:t>$4.2 million</w:t>
-      </w:r>
-    </w:p>
-    <w:p>
-      <w:pPr>
-        <w:spacing w:after="40"/>
-      </w:pPr>
-      <w:r>
-        <w:rPr>
-          <w:b/>
-          <w:bCs/>
-        </w:rPr>
-        <w:t>Program Evaluation Grants</w:t>
-      </w:r>
-    </w:p>
-    <w:p>
-      <w:pPr>
-        <w:tabs>
-          <w:tab w:val="right" w:pos="9360"/>
-        </w:tabs>
-        <w:spacing w:after="20"/>
+        <w:t>During postdoctoral studies:</w:t>
+      </w:r>
+    </w:p>
+    <w:p>
+      <w:pPr>
+        <w:spacing w:after="80"/>
         <w:ind w:left="360"/>
       </w:pPr>
       <w:r>
-        <w:t>AFD Fund for Innovation in Development ($1.2 mil; co-PI)</w:t>
-        <w:tab/>
-        <w:t>2025</w:t>
-      </w:r>
-    </w:p>
-    <w:p>
-      <w:pPr>
-        <w:tabs>
-          <w:tab w:val="right" w:pos="9360"/>
-        </w:tabs>
+        <w:t>National Chung Cheng University; NYU Africa House–Center for Technology, Economics, and Development (CTED); Mohammed VI Polytechnic University (UM6P); Tel Aviv University; Oklahoma State University; Harvard Graduate School of Education; Harvard Center for International Development; Africa Food Systems Forum 2024</w:t>
+      </w:r>
+    </w:p>
+    <w:p>
+      <w:pPr>
+        <w:spacing w:after="20"/>
+      </w:pPr>
+      <w:r>
+        <w:rPr>
+          <w:i/>
+          <w:iCs/>
+        </w:rPr>
+        <w:t>During PhD:</w:t>
+      </w:r>
+    </w:p>
+    <w:p>
+      <w:pPr>
         <w:spacing w:after="20"/>
         <w:ind w:left="360"/>
       </w:pPr>
       <w:r>
-        <w:t>J-PAL Learning for All Initiative: Scaling Award ($222K; co-PI)</w:t>
-        <w:tab/>
-        <w:t>2024</w:t>
-      </w:r>
-    </w:p>
-    <w:p>
-      <w:pPr>
-        <w:tabs>
-          <w:tab w:val="right" w:pos="9360"/>
-        </w:tabs>
-        <w:spacing w:after="20"/>
-        <w:ind w:left="360"/>
-      </w:pPr>
-      <w:r>
-        <w:t>USAID Development Innovation Ventures ($395K; co-PI)</w:t>
-        <w:tab/>
-        <w:t>2022</w:t>
-      </w:r>
-    </w:p>
-    <w:p>
-      <w:pPr>
-        <w:tabs>
-          <w:tab w:val="right" w:pos="9360"/>
-        </w:tabs>
-        <w:spacing w:after="20"/>
-        <w:ind w:left="360"/>
-      </w:pPr>
-      <w:r>
-        <w:t>Wellspring Foundation ($192K; co-PI)</w:t>
-        <w:tab/>
-        <w:t>2022</w:t>
-      </w:r>
-    </w:p>
-    <w:p>
-      <w:pPr>
-        <w:tabs>
-          <w:tab w:val="right" w:pos="9360"/>
-        </w:tabs>
-        <w:spacing w:after="20"/>
-        <w:ind w:left="360"/>
-      </w:pPr>
-      <w:r>
-        <w:t>AFD Fund for Innovation in Development ($1.2 mil; co-PI)</w:t>
-        <w:tab/>
-        <w:t>2021</w:t>
-      </w:r>
-    </w:p>
-    <w:p>
-      <w:pPr>
-        <w:tabs>
-          <w:tab w:val="right" w:pos="9360"/>
-        </w:tabs>
-        <w:spacing w:after="20"/>
-        <w:ind w:left="360"/>
-      </w:pPr>
-      <w:r>
-        <w:t>Food and Agriculture Organization ($68K; co-PI)</w:t>
-        <w:tab/>
-        <w:t>2021</w:t>
-      </w:r>
-    </w:p>
-    <w:p>
-      <w:pPr>
-        <w:spacing w:before="80" w:after="40"/>
-      </w:pPr>
-      <w:r>
-        <w:rPr>
-          <w:b/>
-          <w:bCs/>
-        </w:rPr>
-        <w:t>Academic Research Awards</w:t>
-      </w:r>
-    </w:p>
-    <w:p>
-      <w:pPr>
-        <w:tabs>
-          <w:tab w:val="right" w:pos="9360"/>
-        </w:tabs>
-        <w:spacing w:after="20"/>
-        <w:ind w:left="360"/>
-      </w:pPr>
-      <w:r>
-        <w:t>J-PAL Learning for All Initiative ($400K; co-PI)</w:t>
-        <w:tab/>
-        <w:t>2025</w:t>
-      </w:r>
-    </w:p>
-    <w:p>
-      <w:pPr>
-        <w:tabs>
-          <w:tab w:val="right" w:pos="9360"/>
-        </w:tabs>
-        <w:spacing w:after="20"/>
-        <w:ind w:left="360"/>
-      </w:pPr>
-      <w:r>
-        <w:t>Weiss Fund ($5K; Lead PI)</w:t>
-        <w:tab/>
-        <w:t>2022</w:t>
-      </w:r>
-    </w:p>
-    <w:p>
-      <w:pPr>
-        <w:tabs>
-          <w:tab w:val="right" w:pos="9360"/>
-        </w:tabs>
-        <w:spacing w:after="20"/>
-        <w:ind w:left="360"/>
-      </w:pPr>
-      <w:r>
-        <w:t>National Science Foundation ($451K; co-PI)</w:t>
-        <w:tab/>
-        <w:t>2020</w:t>
-      </w:r>
-    </w:p>
-    <w:p>
-      <w:pPr>
-        <w:tabs>
-          <w:tab w:val="right" w:pos="9360"/>
-        </w:tabs>
-        <w:spacing w:after="20"/>
-        <w:ind w:left="360"/>
-      </w:pPr>
-      <w:r>
-        <w:t>Weiss Fund ($29K; Lead PI)</w:t>
-        <w:tab/>
-        <w:t>2020</w:t>
-      </w:r>
-    </w:p>
-    <w:p>
-      <w:pPr>
-        <w:tabs>
-          <w:tab w:val="right" w:pos="9360"/>
-        </w:tabs>
-        <w:spacing w:after="20"/>
-        <w:ind w:left="360"/>
-      </w:pPr>
-      <w:r>
-        <w:t>Global Poverty Research Lab ($19K; Lead PI)</w:t>
-        <w:tab/>
-        <w:t>2019</w:t>
-      </w:r>
-    </w:p>
-    <w:p>
-      <w:pPr>
-        <w:tabs>
-          <w:tab w:val="right" w:pos="9360"/>
-        </w:tabs>
-        <w:spacing w:after="20"/>
-        <w:ind w:left="360"/>
-      </w:pPr>
-      <w:r>
-        <w:t>Buffett Institute for Global Affairs ($5K; Lead PI)</w:t>
-        <w:tab/>
-        <w:t>2019</w:t>
+        <w:t xml:space="preserve">Meeting of the Society of Economics of the Household (SEHO); J-PAL—Middle East and North Africa (MENA); CGIAR—Standing Panel on Impact Assessment (SPIA); International Food Policy </w:t>
+        <w:lastRenderedPageBreak/>
+        <w:t>Research Institute (IFPRI); University of Glasgow; National Graduate Institute for Policy Studies (GRIPS, Tokyo); Development Day 2023</w:t>
       </w:r>
     </w:p>
     <w:p>

--- a/JimmyLee_CV_July2026.docx
+++ b/JimmyLee_CV_July2026.docx
@@ -364,7 +364,7 @@
           <w:sz w:val="22"/>
           <w:szCs w:val="22"/>
         </w:rPr>
-        <w:t xml:space="preserve">Schools in developing countries often have weak ties with parents. This paper studies whether development program success hinges on strengthening these ties. In a three-year Liberian experiment across 197 schools, I evaluate school-based agricultural extension (SBAE) against control, cross-randomizing whether to engage parents via promotional videos and field days. SBAE improves targeted outcomes only when paired with engagement: students’ households adopt 26–53% more agricultural techniques, dropouts fall 4–5 percentage points per year, and absenteeism falls 28%. The program is more cost-effective than most extension programs in Africa and over twice as cost-effective as conditional cash transfers in raising attendance. Without it, SBAE’s diffusion mechanisms via school demonstration farms, home projects, and intra-household communication stay muted—technology adoption effects vanish, absenteeism rises 31%, and parents reduce school visits below control. Parents’ information avoidance, plus reversed effects under engagement, challenges standard Bayesian learning. I attribute these patterns to parents conflating SBAE with a discredited school-garden preconception.</w:t>
+        <w:t xml:space="preserve">Schools in developing countries often have weak ties with parents. This paper studies whether development program success hinges on strengthening these ties. In a three-year Liberian experiment across 197 schools, I evaluate school-based agricultural extension (SBAE) against control, cross-randomizing whether to engage parents via promotional videos and field days. SBAE improves targeted outcomes only when paired with engagement: students’ households adopt 26–53% more agricultural techniques, dropouts fall 4–5 percentage points per year, and absenteeism falls 28%. The program is more cost-effective than most extension programs in Africa and over twice as cost-effective as conditional cash transfers in raising attendance. Without it, SBAE’s diffusion mechanisms via school demonstration farms, home projects, and intra-household communication stay muted—technology adoption effects vanish, absenteeism rises 31%, and parents reduce school visits below control. Parents’ information avoidance, plus reversed SBAE effects under engagement, challenges standard Bayesian learning. I attribute these patterns to parents conflating SBAE with a discredited school-garden preconception.</w:t>
       </w:r>
     </w:p>
     <w:p>

--- a/JimmyLee_CV_July2026.docx
+++ b/JimmyLee_CV_July2026.docx
@@ -419,7 +419,7 @@
           <w:sz w:val="22"/>
           <w:szCs w:val="22"/>
         </w:rPr>
-        <w:t xml:space="preserve">When school programs require students to make changes on household farms, is informing parents about the program sufficient, or is further signaling their support to students needed? I study this question within a randomized evaluation of school-based agricultural extension (SBAE) in Liberia, where students take school farm training into a home farming project. After parents view a promotional video of the program, I randomize a nudge revealing to students their parents’ optimism about their farm-management skills. Two years later, SBAE improves students’ livelihoods and schooling only with the nudge: income rises 63%, on-time school fee payment 43–47%, and cost-effectiveness for attendance doubles. Parent-student interactions pinpoint the difficulty in organizing multi-dimensional household production: even where engaged parents adopt promoted techniques, third-party communication is pivotal in shifting students away from subsistence farming.</w:t>
+        <w:t xml:space="preserve">When school programs require students to make changes on household farms, is informing parents about the program sufficient, or is further signaling their support to students needed? I study this question within a randomized evaluation of school-based agricultural extension (SBAE) in Liberia, where students take school farm training into a home farming project. After parents view a promotional video of the program, I randomize a nudge revealing to students their parents’ optimism about their farm-management skills. Two years later, SBAE improves students’ livelihoods and schooling only with the nudge: income rises 63%, on-time school fee payment 43–47%, and cost-effectiveness for attendance doubles. Parent-student interactions pinpoint the difficulty in organizing farm production with many inputs: even where engaged parents adopt promoted techniques, third-party communication is pivotal in shifting students away from subsistence farming.</w:t>
       </w:r>
     </w:p>
     <w:p>

--- a/JimmyLee_CV_July2026.docx
+++ b/JimmyLee_CV_July2026.docx
@@ -419,7 +419,7 @@
           <w:sz w:val="22"/>
           <w:szCs w:val="22"/>
         </w:rPr>
-        <w:t xml:space="preserve">When school programs require students to make changes on household farms, is informing parents about the program sufficient, or is further signaling their support to students needed? I study this question within a randomized evaluation of school-based agricultural extension (SBAE) in Liberia, where students take school farm training into a home farming project. After parents view a promotional video of the program, I randomize a nudge revealing to students their parents’ optimism about their farm-management skills. Two years later, SBAE improves students’ livelihoods and schooling only with the nudge: income rises 63%, on-time school fee payment 43–47%, and cost-effectiveness for attendance doubles. Parent-student interactions pinpoint the difficulty in organizing farm production with many inputs: even where engaged parents adopt promoted techniques, third-party communication is pivotal in shifting students away from subsistence farming.</w:t>
+        <w:t xml:space="preserve">When school programs require students to make changes on household farms, is informing parents about the program sufficient, or is further signaling their support to students needed? I study this question within a randomized evaluation of school-based agricultural extension (SBAE) in Liberia, where students take school farm training into a home farming project. After parents view a promotional video of the program, I randomize a nudge revealing to students their parents’ optimism about their farm-management skills. Two years later, SBAE improves students’ livelihoods and schooling only with the nudge: income rises 63%, on-time school fee payment 43–47%, and cost-effectiveness for attendance doubles. This study highlights a management aspect of agricultural technology adoption that is subject to information asymmetry: even where engaged parents adopt promoted techniques, third-party communication is pivotal in shifting students away from assisting in subsistence farming.</w:t>
       </w:r>
     </w:p>
     <w:p>

--- a/JimmyLee_CV_July2026.docx
+++ b/JimmyLee_CV_July2026.docx
@@ -364,7 +364,7 @@
           <w:sz w:val="22"/>
           <w:szCs w:val="22"/>
         </w:rPr>
-        <w:t xml:space="preserve">Schools in developing countries often have weak ties with parents. This paper studies whether development program success hinges on strengthening these ties. In a three-year Liberian experiment across 197 schools, I evaluate school-based agricultural extension (SBAE) against control, cross-randomizing whether to engage parents via promotional videos and field days. SBAE improves targeted outcomes only when paired with engagement: students’ households adopt 26–53% more agricultural techniques, dropouts fall 4–5 percentage points per year, and absenteeism falls 28%. The program is more cost-effective than most extension programs in Africa and over twice as cost-effective as conditional cash transfers in raising attendance. Without it, SBAE’s diffusion mechanisms via school demonstration farms, home projects, and intra-household communication stay muted—technology adoption effects vanish, absenteeism rises 31%, and parents reduce school visits below control. Parents’ information avoidance, plus reversed SBAE effects under engagement, challenges standard Bayesian learning. I attribute these patterns to parents conflating SBAE with a discredited school-garden preconception.</w:t>
+        <w:t xml:space="preserve">Schools in developing countries often have weak ties with parents. This paper studies whether development program success hinges on strengthening these ties. In a three-year Liberian experiment across 197 schools, I evaluate school-based agricultural extension (SBAE) against control, cross-randomizing whether to engage parents via promotional videos and field days. SBAE improves targeted outcomes only when paired with engagement: students’ households adopt 26–53% more agricultural techniques, dropouts fall 4–5 percentage points per year, and absenteeism falls 28%. The program is more cost-effective than most extension programs in Africa and over twice as cost-effective as conditional cash transfers in raising attendance. Without parental engagement, SBAE’s diffusion mechanisms via school demonstration farms, home projects, and intra-household communication stay muted—technology adoption effects vanish, absenteeism rises 31%, and parents reduce school visits below control. Parents’ information avoidance, plus reversed SBAE effects under engagement, challenges standard Bayesian learning. I attribute these patterns to parents conflating SBAE with a discredited school-garden preconception.</w:t>
       </w:r>
     </w:p>
     <w:p>

--- a/JimmyLee_CV_July2026.docx
+++ b/JimmyLee_CV_July2026.docx
@@ -419,7 +419,7 @@
           <w:sz w:val="22"/>
           <w:szCs w:val="22"/>
         </w:rPr>
-        <w:t xml:space="preserve">When school programs require students to make changes on household farms, is informing parents about the program sufficient, or is further signaling their support to students needed? I study this question within a randomized evaluation of school-based agricultural extension (SBAE) in Liberia, where students take school farm training into a home farming project. After parents view a promotional video of the program, I randomize a nudge revealing to students their parents’ optimism about their farm-management skills. Two years later, SBAE improves students’ livelihoods and schooling only with the nudge: income rises 63%, on-time school fee payment 43–47%, and cost-effectiveness for attendance doubles. This study highlights a management aspect of agricultural technology adoption that is subject to information asymmetry: even where engaged parents adopt promoted techniques, third-party communication is pivotal in shifting students away from assisting in subsistence farming.</w:t>
+        <w:t xml:space="preserve">When school programs require students to make changes on household farms, is informing parents about the program sufficient, or is further signaling their support to students needed? I study this question within a randomized evaluation of school-based agricultural extension (SBAE) in Liberia, where students take school farm training into a home farming project. After parents view a promotional video of the program, I randomize a nudge revealing to students their parents’ optimism about their farm-management skills. Two years later, SBAE improves students’ livelihoods and schooling only with the nudge: income rises 63%, on-time school fee payment 43–47%, and cost-effectiveness for attendance doubles. This study highlights a management aspect of agricultural technology adoption that responds strongly to nudges: even where engaged parents adopt promoted techniques, third-party communication is pivotal in shifting students away from assisting in subsistence farming.</w:t>
       </w:r>
     </w:p>
     <w:p>

--- a/JimmyLee_CV_July2026.docx
+++ b/JimmyLee_CV_July2026.docx
@@ -419,7 +419,7 @@
           <w:sz w:val="22"/>
           <w:szCs w:val="22"/>
         </w:rPr>
-        <w:t xml:space="preserve">When school programs require students to make changes on household farms, is informing parents about the program sufficient, or is further signaling their support to students needed? I study this question within a randomized evaluation of school-based agricultural extension (SBAE) in Liberia, where students take school farm training into a home farming project. After parents view a promotional video of the program, I randomize a nudge revealing to students their parents’ optimism about their farm-management skills. Two years later, SBAE improves students’ livelihoods and schooling only with the nudge: income rises 63%, on-time school fee payment 43–47%, and cost-effectiveness for attendance doubles. This study highlights a management aspect of agricultural technology adoption that responds strongly to nudges: even where engaged parents adopt promoted techniques, third-party communication is pivotal in shifting students away from assisting in subsistence farming.</w:t>
+        <w:t xml:space="preserve">When school programs require students to make changes on household farms, is informing parents about the program sufficient, or is further signaling their support to students needed? I study this question within a randomized evaluation of school-based agricultural extension (SBAE) in Liberia, where students are encouraged to take school farm training into a home farming project. After parents view a promotional video of the program, I randomize a nudge revealing to students their parents’ optimism about their farm-management skills. Two years later, SBAE improves students’ livelihoods only with the nudge: income rises 63%, on-time school fee payment 43–47%, and cost-effectiveness for attendance doubles. This study highlights a management aspect of agricultural technology adoption that responds strongly to nudges: even where engaged parents adopt promoted techniques, third-party communication is pivotal in shifting students away from assisting in subsistence farming.</w:t>
       </w:r>
     </w:p>
     <w:p>

--- a/JimmyLee_CV_July2026.docx
+++ b/JimmyLee_CV_July2026.docx
@@ -419,7 +419,7 @@
           <w:sz w:val="22"/>
           <w:szCs w:val="22"/>
         </w:rPr>
-        <w:t xml:space="preserve">When school programs require students to make changes on household farms, is informing parents about the program sufficient, or is further signaling their support to students needed? I study this question within a randomized evaluation of school-based agricultural extension (SBAE) in Liberia, where students are encouraged to take school farm training into a home farming project. After parents view a promotional video of the program, I randomize a nudge revealing to students their parents’ optimism about their farm-management skills. Two years later, SBAE improves students’ livelihoods only with the nudge: income rises 63%, on-time school fee payment 43–47%, and cost-effectiveness for attendance doubles. This study highlights a management aspect of agricultural technology adoption that responds strongly to nudges: even where engaged parents adopt promoted techniques, third-party communication is pivotal in shifting students away from assisting in subsistence farming.</w:t>
+        <w:t xml:space="preserve">When school programs require students to make changes on household farms, is informing parents about the program sufficient, or is further signaling their support to students needed? I study this question within a randomized evaluation of school-based agricultural extension (SBAE) in Liberia, where students are encouraged to take school farm training into a home farming project. After parents view a promotional video of the program, I randomize a nudge revealing to students their parents’ optimism about their farm-management skills. Two years later, SBAE improves students’ livelihoods only with the nudge: income rises 63%, on-time school fee payment 43–47%, and cost-effectiveness for attendance doubles. This study highlights a management aspect of agricultural technology adoption that responds strongly to nudges: even where parents respond to engagement by adopting promoted techniques, third-party communication is pivotal in shifting students away from assisting in subsistence farming.</w:t>
       </w:r>
     </w:p>
     <w:p>

--- a/JimmyLee_CV_July2026.docx
+++ b/JimmyLee_CV_July2026.docx
@@ -419,7 +419,7 @@
           <w:sz w:val="22"/>
           <w:szCs w:val="22"/>
         </w:rPr>
-        <w:t xml:space="preserve">When school programs require students to make changes on household farms, is informing parents about the program sufficient, or is further signaling their support to students needed? I study this question within a randomized evaluation of school-based agricultural extension (SBAE) in Liberia, where students are encouraged to take school farm training into a home farming project. After parents view a promotional video of the program, I randomize a nudge revealing to students their parents’ optimism about their farm-management skills. Two years later, SBAE improves students’ livelihoods only with the nudge: income rises 63%, on-time school fee payment 43–47%, and cost-effectiveness for attendance doubles. This study highlights a management aspect of agricultural technology adoption that responds strongly to nudges: even where parents respond to engagement by adopting promoted techniques, third-party communication is pivotal in shifting students away from assisting in subsistence farming.</w:t>
+        <w:t xml:space="preserve">When school programs require students to make changes on household farms, is informing parents about the program sufficient, or is further signaling their support to students needed? I study this question within a randomized evaluation of school-based agricultural extension (SBAE) in Liberia, where students are encouraged to take school farm training into a home farming project. After parents view a promotional video of the program, I randomize a nudge revealing to students their parents’ optimism about their farm-management skills. Two years later, SBAE improves students’ livelihoods only with the nudge: income rises 63%, on-time school fee payment 43–47%, and cost-effectiveness for attendance doubles. This study highlights a management aspect of agricultural technology adoption that responds strongly to nudges: even where parents respond to information interventions by adopting promoted techniques, third-party communication is pivotal in shifting students away from assisting in subsistence farming.</w:t>
       </w:r>
     </w:p>
     <w:p>

--- a/JimmyLee_CV_July2026.docx
+++ b/JimmyLee_CV_July2026.docx
@@ -419,7 +419,7 @@
           <w:sz w:val="22"/>
           <w:szCs w:val="22"/>
         </w:rPr>
-        <w:t xml:space="preserve">When school programs require students to make changes on household farms, is informing parents about the program sufficient, or is further signaling their support to students needed? I study this question within a randomized evaluation of school-based agricultural extension (SBAE) in Liberia, where students are encouraged to take school farm training into a home farming project. After parents view a promotional video of the program, I randomize a nudge revealing to students their parents’ optimism about their farm-management skills. Two years later, SBAE improves students’ livelihoods only with the nudge: income rises 63%, on-time school fee payment 43–47%, and cost-effectiveness for attendance doubles. This study highlights a management aspect of agricultural technology adoption that responds strongly to nudges: even where parents respond to information interventions by adopting promoted techniques, third-party communication is pivotal in shifting students away from assisting in subsistence farming.</w:t>
+        <w:t xml:space="preserve">When school programs require students to make changes on household farms, is informing parents about the program sufficient, or is further signaling their support to students needed? I study this question within a randomized evaluation of school-based agricultural extension (SBAE) in Liberia, where students are encouraged to take school farm training into a home farming project. After parents view a promotional video of the program, I randomize a nudge revealing to students their parents’ optimism about their farm-management skills. Two years later, SBAE improves students’ livelihoods only with the nudge: income rises 63%, on-time school fee payment 43–47%, and cost-effectiveness for attendance doubles. This study highlights a management aspect of agricultural technology adoption that responds strongly to nudges: even where informed parents adopt promoted techniques, third-party communication is pivotal in shifting students away from assisting in subsistence farming.</w:t>
       </w:r>
     </w:p>
     <w:p>

--- a/JimmyLee_CV_July2026.docx
+++ b/JimmyLee_CV_July2026.docx
@@ -419,7 +419,7 @@
           <w:sz w:val="22"/>
           <w:szCs w:val="22"/>
         </w:rPr>
-        <w:t xml:space="preserve">When school programs require students to make changes on household farms, is informing parents about the program sufficient, or is further signaling their support to students needed? I study this question within a randomized evaluation of school-based agricultural extension (SBAE) in Liberia, where students are encouraged to take school farm training into a home farming project. After parents view a promotional video of the program, I randomize a nudge revealing to students their parents’ optimism about their farm-management skills. Two years later, SBAE improves students’ livelihoods only with the nudge: income rises 63%, on-time school fee payment 43–47%, and cost-effectiveness for attendance doubles. This study highlights a management aspect of agricultural technology adoption that responds strongly to nudges: even where informed parents adopt promoted techniques, third-party communication is pivotal in shifting students away from assisting in subsistence farming.</w:t>
+        <w:t xml:space="preserve">When school programs require students to make changes on household farms, is informing parents about the program sufficient, or is further signaling their support to students needed? I study this question within a randomized evaluation of school-based agricultural extension (SBAE) in Liberia, where students are encouraged to take school farm training into a home farming project. After parents view a promotional video of the program, I randomize a nudge revealing to students their parents’ optimism about their farm-management skills. Two years later, SBAE improves students’ livelihoods only with the nudge: income rises 63%, on-time school fee payment 43–47%, and cost-effectiveness for attendance doubles. This study highlights a management aspect of agricultural technology adoption that can be addressed with nudges: even where parents become attentive to SBAE and adopt promoted techniques, third-party communication is pivotal in shifting students away from assisting in subsistence farming.</w:t>
       </w:r>
     </w:p>
     <w:p>

--- a/JimmyLee_CV_July2026.docx
+++ b/JimmyLee_CV_July2026.docx
@@ -364,7 +364,7 @@
           <w:sz w:val="22"/>
           <w:szCs w:val="22"/>
         </w:rPr>
-        <w:t xml:space="preserve">Schools in developing countries often have weak ties with parents. This paper studies whether development program success hinges on strengthening these ties. In a three-year Liberian experiment across 197 schools, I evaluate school-based agricultural extension (SBAE) against control, cross-randomizing whether to engage parents via promotional videos and field days. SBAE improves targeted outcomes only when paired with engagement: students’ households adopt 26–53% more agricultural techniques, dropouts fall 4–5 percentage points per year, and absenteeism falls 28%. The program is more cost-effective than most extension programs in Africa and over twice as cost-effective as conditional cash transfers in raising attendance. Without parental engagement, SBAE’s diffusion mechanisms via school demonstration farms, home projects, and intra-household communication stay muted—technology adoption effects vanish, absenteeism rises 31%, and parents reduce school visits below control. Parents’ information avoidance, plus reversed SBAE effects under engagement, challenges standard Bayesian learning. I attribute these patterns to parents conflating SBAE with a discredited school-garden preconception.</w:t>
+        <w:t xml:space="preserve">Schools in developing countries often have weak ties with less-educated, poorly informed parents. This paper studies whether development program success hinges on strengthening these ties. In a three-year Liberian experiment across 197 schools, I evaluate school-based agricultural extension (SBAE) against control, cross-randomizing whether to engage parents via promotional videos and field days. SBAE improves targeted outcomes only when paired with engagement: students’ households adopt 26–53% more agricultural techniques, dropouts fall 4–5 percentage points per year, and absenteeism falls 28%. The program is more cost-effective than most extension programs in Africa and over twice as cost-effective as conditional cash transfers in raising attendance. Without parental engagement, SBAE’s diffusion mechanisms via school demonstration farms, home projects, and intra-household communication stay muted—technology adoption effects vanish, absenteeism rises 31%, and parents reduce school visits below control. Parents’ information avoidance, plus reversed SBAE effects under engagement, challenges standard Bayesian learning. I attribute these patterns to parents conflating SBAE with a discredited school-garden preconception.</w:t>
       </w:r>
     </w:p>
     <w:p>
@@ -419,7 +419,7 @@
           <w:sz w:val="22"/>
           <w:szCs w:val="22"/>
         </w:rPr>
-        <w:t xml:space="preserve">When school programs require students to make changes on household farms, is informing parents about the program sufficient, or is further signaling their support to students needed? I study this question within a randomized evaluation of school-based agricultural extension (SBAE) in Liberia, where students are encouraged to take school farm training into a home farming project. After parents view a promotional video of the program, I randomize a nudge revealing to students their parents’ optimism about their farm-management skills. Two years later, SBAE improves students’ livelihoods only with the nudge: income rises 63%, on-time school fee payment 43–47%, and cost-effectiveness for attendance doubles. This study highlights a management aspect of agricultural technology adoption that can be addressed with nudges: even where parents become attentive to SBAE and adopt promoted techniques, third-party communication is pivotal in shifting students away from assisting in subsistence farming.</w:t>
+        <w:t xml:space="preserve">When school programs require students to introduce improved techniques on household farms, is informing parents about the program sufficient, or is further signaling their support to students needed? I study this question within a randomized evaluation of school-based agricultural extension (SBAE) in Liberia, where students are encouraged to take school farm training into a home farming project. After parents view a promotional video of the program, I randomize a nudge revealing to students their parents’ optimism about their farm-management skills. Two years later, SBAE improves students’ livelihoods only with the nudge: income rises 63%, on-time school fee payment 43–47%, and cost-effectiveness for attendance doubles. This study highlights a management aspect of agricultural technology adoption that can be addressed with nudges: even where parents become attentive to SBAE and adopt promoted techniques, third-party communication is pivotal in shifting students away from assisting in subsistence farming.</w:t>
       </w:r>
     </w:p>
     <w:p>

--- a/JimmyLee_CV_July2026.docx
+++ b/JimmyLee_CV_July2026.docx
@@ -419,7 +419,7 @@
           <w:sz w:val="22"/>
           <w:szCs w:val="22"/>
         </w:rPr>
-        <w:t xml:space="preserve">When school programs require students to introduce improved techniques on household farms, is informing parents about the program sufficient, or is further signaling their support to students needed? I study this question within a randomized evaluation of school-based agricultural extension (SBAE) in Liberia, where students are encouraged to take school farm training into a home farming project. After parents view a promotional video of the program, I randomize a nudge revealing to students their parents’ optimism about their farm-management skills. Two years later, SBAE improves students’ livelihoods only with the nudge: income rises 63%, on-time school fee payment 43–47%, and cost-effectiveness for attendance doubles. This study highlights a management aspect of agricultural technology adoption that can be addressed with nudges: even where parents become attentive to SBAE and adopt promoted techniques, third-party communication is pivotal in shifting students away from assisting in subsistence farming.</w:t>
+        <w:t xml:space="preserve">When school programs require students to introduce improved techniques on household farms, is informing students and parents about the program sufficient, or is further signaling parents’ support to students needed? I study this question within a randomized evaluation of school-based agricultural extension (SBAE) in Liberia, where students are encouraged to take school farm training into a home farming project. After parents view a promotional video of the program, I randomize a nudge revealing to students their parents’ optimism about their farm-management skills. Two years later, SBAE improves students’ livelihoods only with the nudge: income rises 63%, on-time school fee payment 43–47%, and cost-effectiveness for attendance doubles. Analysis of mechanisms highlights a management aspect of agricultural technology adoption that can be addressed with nudges: even where parents become attentive to SBAE and adopt promoted techniques, third-party mediation is pivotal in shifting students away from assisting in subsistence farming.</w:t>
       </w:r>
     </w:p>
     <w:p>

--- a/JimmyLee_CV_July2026.docx
+++ b/JimmyLee_CV_July2026.docx
@@ -419,7 +419,7 @@
           <w:sz w:val="22"/>
           <w:szCs w:val="22"/>
         </w:rPr>
-        <w:t xml:space="preserve">When school programs require students to introduce improved techniques on household farms, is informing students and parents about the program sufficient, or is further signaling parents’ support to students needed? I study this question within a randomized evaluation of school-based agricultural extension (SBAE) in Liberia, where students are encouraged to take school farm training into a home farming project. After parents view a promotional video of the program, I randomize a nudge revealing to students their parents’ optimism about their farm-management skills. Two years later, SBAE improves students’ livelihoods only with the nudge: income rises 63%, on-time school fee payment 43–47%, and cost-effectiveness for attendance doubles. Analysis of mechanisms highlights a management aspect of agricultural technology adoption that can be addressed with nudges: even where parents become attentive to SBAE and adopt promoted techniques, third-party mediation is pivotal in shifting students away from assisting in subsistence farming.</w:t>
+        <w:t xml:space="preserve">When school programs require students to introduce improved techniques on household farms, is informing students and parents about the program sufficient, or is further signaling parents’ support to students needed? I study this question within a randomized evaluation of school-based agricultural extension (SBAE) in Liberia, where students are encouraged to take school farm training into a home farming project. After parents view a promotional video of the program and students are encouraged to diffuse techniques, I randomize a nudge revealing to students their parents’ optimism about their farm-management skills. Two years later, SBAE improves students’ livelihoods only with the nudge: income rises 63%, on-time school fee payment 43–47%, and cost-effectiveness for attendance doubles. Analysis of mechanisms highlights a management aspect of agricultural technology adoption that can be addressed with nudges: even where parents become attentive to SBAE and adopt promoted techniques, third-party mediation is pivotal in shifting students away from assisting in subsistence farming.</w:t>
       </w:r>
     </w:p>
     <w:p>

--- a/JimmyLee_CV_July2026.docx
+++ b/JimmyLee_CV_July2026.docx
@@ -419,7 +419,7 @@
           <w:sz w:val="22"/>
           <w:szCs w:val="22"/>
         </w:rPr>
-        <w:t xml:space="preserve">When school programs require students to introduce improved techniques on household farms, is informing students and parents about the program sufficient, or is further signaling parents’ support to students needed? I study this question within a randomized evaluation of school-based agricultural extension (SBAE) in Liberia, where students are encouraged to take school farm training into a home farming project. After parents view a promotional video of the program and students are encouraged to diffuse techniques, I randomize a nudge revealing to students their parents’ optimism about their farm-management skills. Two years later, SBAE improves students’ livelihoods only with the nudge: income rises 63%, on-time school fee payment 43–47%, and cost-effectiveness for attendance doubles. Analysis of mechanisms highlights a management aspect of agricultural technology adoption that can be addressed with nudges: even where parents become attentive to SBAE and adopt promoted techniques, third-party mediation is pivotal in shifting students away from assisting in subsistence farming.</w:t>
+        <w:t xml:space="preserve">When school programs require students to introduce improved techniques on household farms, is informing students and parents about the program sufficient, or is further signaling parents’ support to students needed? I study this question within a randomized evaluation of school-based agricultural extension (SBAE) in Liberia, where students take school farm training into a home farming project. After parents view a promotional video of the program and students are encouraged to diffuse techniques to their parents, I randomize a nudge revealing to students their parents’ optimism about their farm-management skills. Two years later, SBAE improves students’ livelihoods only with the nudge: income rises 63%, on-time school fee payment 43–47%, and cost-effectiveness for attendance doubles. Analysis of mechanisms highlights a management aspect of agricultural technology adoption that can be addressed with nudges: even where parents become attentive to SBAE and adopt promoted techniques, third-party mediation is pivotal in shifting students away from assisting in subsistence farming.</w:t>
       </w:r>
     </w:p>
     <w:p>

--- a/JimmyLee_CV_July2026.docx
+++ b/JimmyLee_CV_July2026.docx
@@ -1115,16 +1115,6 @@
         </w:rPr>
         <w:t>Professor Lori Beaman</w:t>
       </w:r>
-      <w:r>
-        <w:tab/>
-      </w:r>
-      <w:r>
-        <w:rPr>
-          <w:b/>
-          <w:bCs/>
-        </w:rPr>
-        <w:t>Professor Vesall Nourani</w:t>
-      </w:r>
     </w:p>
     <w:p>
       <w:pPr>
@@ -1136,8 +1126,6 @@
       </w:pPr>
       <w:r>
         <w:t>Department of Economics</w:t>
-        <w:tab/>
-        <w:t>Graduate School of Education</w:t>
       </w:r>
     </w:p>
     <w:p>
@@ -1150,8 +1138,6 @@
       </w:pPr>
       <w:r>
         <w:t>Northwestern University</w:t>
-        <w:tab/>
-        <w:t>Harvard University</w:t>
       </w:r>
     </w:p>
     <w:p>
@@ -1164,8 +1150,6 @@
       </w:pPr>
       <w:r>
         <w:t>2211 Campus Drive, Evanston, IL 60208</w:t>
-        <w:tab/>
-        <w:t>13 Appian Way, Cambridge, MA 02138</w:t>
       </w:r>
     </w:p>
     <w:p>
@@ -1178,8 +1162,6 @@
       </w:pPr>
       <w:r>
         <w:t>(+1) 847-491-5394</w:t>
-        <w:tab/>
-        <w:t>(+1) 248-765-2414</w:t>
       </w:r>
     </w:p>
     <w:p>
@@ -1196,17 +1178,6 @@
             <w:rStyle w:val="Hyperlink"/>
           </w:rPr>
           <w:t>l-beaman@northwestern.edu</w:t>
-        </w:r>
-      </w:hyperlink>
-      <w:r>
-        <w:tab/>
-      </w:r>
-      <w:hyperlink r:id="rId10" w:history="1">
-        <w:r>
-          <w:rPr>
-            <w:rStyle w:val="Hyperlink"/>
-          </w:rPr>
-          <w:t>vesall_nourani@g.harvard.edu</w:t>
         </w:r>
       </w:hyperlink>
     </w:p>
